--- a/files/yuid/polozhenie-ob-otryade-yuid.docx
+++ b/files/yuid/polozhenie-ob-otryade-yuid.docx
@@ -343,6 +343,7 @@
     <w:p>
       <w:pPr>
         <w:pStyle w:val="ListParagraph"/>
+        <w:pageBreakBefore/>
         <w:numPr>
           <w:ilvl w:val="0"/>
           <w:numId w:val="2"/>

--- a/files/yuid/polozhenie-ob-otryade-yuid.docx
+++ b/files/yuid/polozhenie-ob-otryade-yuid.docx
@@ -43,7 +43,7 @@
           <w:sz w:val="24"/>
           <w:szCs w:val="24"/>
         </w:rPr>
-        <w:t xml:space="preserve">от «____» ______________ 2026 г. № ______</w:t>
+        <w:t>от «01» сентября 2026 г. № 267-О</w:t>
       </w:r>
     </w:p>
     <w:p>
